--- a/ky/wisdom-stories/think-speak-and-act-positively.docx
+++ b/ky/wisdom-stories/think-speak-and-act-positively.docx
@@ -57,7 +57,7 @@
           <w:sz w:val="22"/>
           <w:lang w:val="ky-KG"/>
         </w:rPr>
-        <w:t>Жакшы сөз сүйлөгүлө, анткени сөз ишке айланат.</w:t>
+        <w:t>Жакшы сөз сүйлөгүлө, анткени сөз ишке жол ачат.</w:t>
       </w:r>
     </w:p>
     <w:p>
@@ -93,7 +93,7 @@
           <w:sz w:val="22"/>
           <w:lang w:val="ky-KG"/>
         </w:rPr>
-        <w:t>Жакшы адаттарды калыптандыргыла, анткени адаттарыңар баалуулуктарга айланат.</w:t>
+        <w:t>Жакшы адаттарды калыптандыргыла, анткени адаттарыңар баалуулуктарыңарды калыптандырат.</w:t>
       </w:r>
     </w:p>
     <w:p>
@@ -111,7 +111,7 @@
           <w:sz w:val="22"/>
           <w:lang w:val="ky-KG"/>
         </w:rPr>
-        <w:t>Жакшы баалуулуктарды тутунгула, анткени баалуулуктарыңар тагдырыңарга айланат.</w:t>
+        <w:t>Баалуулуктарыңарды бийик кармагыла, анткени алар тагдырыңарга таасир этет.</w:t>
       </w:r>
     </w:p>
     <w:p>
@@ -135,7 +135,7 @@
           <w:sz w:val="22"/>
           <w:lang w:val="ky-KG"/>
         </w:rPr>
-        <w:t xml:space="preserve">Сабак: </w:t>
+        <w:t>Сабак: Ой сөзгө, сөз ишке, иш адатка, адат болсо тагдырга айланат. Жакшы тагдырдын башаты — жакшы ой.</w:t>
       </w:r>
       <w:r>
         <w:rPr>
@@ -144,7 +144,6 @@
           <w:sz w:val="22"/>
           <w:lang w:val="ky-KG"/>
         </w:rPr>
-        <w:t>Тагдырга жетчү жол ойдон башталат. Оюңду түздөп, сөзүңдү оңдоп, жакшы ишти адат кыл.</w:t>
       </w:r>
     </w:p>
     <w:p>
@@ -164,7 +163,7 @@
           <w:sz w:val="18"/>
           <w:lang w:val="ky-KG"/>
         </w:rPr>
-        <w:t>Окуя ачык интернет булактарынан алынды.</w:t>
+        <w:t>Аңгемелер ачык интернет булактарынан алынган, иллюстрациялар болсо ЖИ менен түзүлгөн.</w:t>
       </w:r>
     </w:p>
     <w:sectPr>
